--- a/data/revised_2026-10_full/tracked/v2/Core_Mathematics/SS1.3_Quadratic_Expressions_and_Equations/Core_Mathematics_Quadratic_Expressions_and_Equations_FinalExplanation_TRACKED.docx
+++ b/data/revised_2026-10_full/tracked/v2/Core_Mathematics/SS1.3_Quadratic_Expressions_and_Equations/Core_Mathematics_Quadratic_Expressions_and_Equations_FinalExplanation_TRACKED.docx
@@ -1024,10 +1024,10 @@
               <w:spacing w:after="40" w:before="0"/>
               <w:jc w:val="left"/>
               <w:rPr>
-                <w:ins w:id="9002" w:author="Claude (AI) - proposed" w:date="2026-10-15T20:13:50Z"/>
-              </w:rPr>
-            </w:pPr>
-            <w:ins w:id="9001" w:author="Claude (AI) - proposed" w:date="2026-10-15T20:13:50Z">
+                <w:ins w:id="9002" w:author="Claude (AI) - proposed" w:date="2026-10-18T00:27:18Z"/>
+              </w:rPr>
+            </w:pPr>
+            <w:ins w:id="9001" w:author="Claude (AI) - proposed" w:date="2026-10-18T00:27:18Z">
               <w:r>
                 <w:rPr>
                   <w:rFonts w:ascii="Arial" w:cs="Arial" w:eastAsia="Arial" w:hAnsi="Arial"/>
@@ -1408,7 +1408,7 @@
               </w:rPr>
               <w:t xml:space="preserve">(c) Now answer the driving question: How can quadratic expressions and equations be used to find the dimensions of a plot when its fence length and area are both fixed, and why do two different </w:t>
             </w:r>
-            <w:del w:id="9003" w:author="Claude (AI) - proposed" w:date="2026-10-15T20:13:50Z">
+            <w:del w:id="9003" w:author="Claude (AI) - proposed" w:date="2026-10-18T00:27:18Z">
               <w:r>
                 <w:rPr>
                   <w:rFonts w:ascii="Arial" w:cs="Arial" w:eastAsia="Arial" w:hAnsi="Arial"/>
@@ -1423,7 +1423,7 @@
                 <w:delText xml:space="preserve">plots sometimes have</w:delText>
               </w:r>
             </w:del>
-            <w:ins w:id="9004" w:author="Claude (AI) - proposed" w:date="2026-10-15T20:13:50Z">
+            <w:ins w:id="9004" w:author="Claude (AI) - proposed" w:date="2026-10-18T00:27:18Z">
               <w:r>
                 <w:rPr>
                   <w:rFonts w:ascii="Arial" w:cs="Arial" w:eastAsia="Arial" w:hAnsi="Arial"/>
@@ -1742,7 +1742,7 @@
               <w:spacing w:after="40" w:before="0"/>
               <w:jc w:val="left"/>
             </w:pPr>
-            <w:ins w:id="9005" w:author="Claude (AI) - proposed" w:date="2026-10-15T20:13:50Z">
+            <w:ins w:id="9005" w:author="Claude (AI) - proposed" w:date="2026-10-18T00:27:18Z">
               <w:r>
                 <w:rPr>
                   <w:rFonts w:ascii="Arial" w:cs="Arial" w:eastAsia="Arial" w:hAnsi="Arial"/>
@@ -1790,7 +1790,7 @@
               <w:spacing w:after="40" w:before="0"/>
               <w:jc w:val="left"/>
             </w:pPr>
-            <w:ins w:id="9006" w:author="Claude (AI) - proposed" w:date="2026-10-15T20:13:50Z">
+            <w:ins w:id="9006" w:author="Claude (AI) - proposed" w:date="2026-10-18T00:27:18Z">
               <w:r>
                 <w:rPr>
                   <w:rFonts w:ascii="Arial" w:cs="Arial" w:eastAsia="Arial" w:hAnsi="Arial"/>
@@ -1838,7 +1838,7 @@
               <w:spacing w:after="40" w:before="0"/>
               <w:jc w:val="left"/>
             </w:pPr>
-            <w:ins w:id="9007" w:author="Claude (AI) - proposed" w:date="2026-10-15T20:13:50Z">
+            <w:ins w:id="9007" w:author="Claude (AI) - proposed" w:date="2026-10-18T00:27:18Z">
               <w:r>
                 <w:rPr>
                   <w:rFonts w:ascii="Arial" w:cs="Arial" w:eastAsia="Arial" w:hAnsi="Arial"/>
@@ -1921,7 +1921,7 @@
               <w:spacing w:after="40" w:before="0"/>
               <w:jc w:val="left"/>
             </w:pPr>
-            <w:ins w:id="9008" w:author="Claude (AI) - proposed" w:date="2026-10-15T20:13:50Z">
+            <w:ins w:id="9008" w:author="Claude (AI) - proposed" w:date="2026-10-18T00:27:18Z">
               <w:r>
                 <w:rPr>
                   <w:rFonts w:ascii="Arial" w:cs="Arial" w:eastAsia="Arial" w:hAnsi="Arial"/>
@@ -1969,7 +1969,7 @@
               <w:spacing w:after="40" w:before="0"/>
               <w:jc w:val="left"/>
             </w:pPr>
-            <w:ins w:id="9009" w:author="Claude (AI) - proposed" w:date="2026-10-15T20:13:50Z">
+            <w:ins w:id="9009" w:author="Claude (AI) - proposed" w:date="2026-10-18T00:27:18Z">
               <w:r>
                 <w:rPr>
                   <w:rFonts w:ascii="Arial" w:cs="Arial" w:eastAsia="Arial" w:hAnsi="Arial"/>
@@ -2017,7 +2017,7 @@
               <w:spacing w:after="40" w:before="0"/>
               <w:jc w:val="left"/>
             </w:pPr>
-            <w:ins w:id="9010" w:author="Claude (AI) - proposed" w:date="2026-10-15T20:13:50Z">
+            <w:ins w:id="9010" w:author="Claude (AI) - proposed" w:date="2026-10-18T00:27:18Z">
               <w:r>
                 <w:rPr>
                   <w:rFonts w:ascii="Arial" w:cs="Arial" w:eastAsia="Arial" w:hAnsi="Arial"/>
@@ -2100,7 +2100,7 @@
               <w:spacing w:after="40" w:before="0"/>
               <w:jc w:val="left"/>
             </w:pPr>
-            <w:ins w:id="9011" w:author="Claude (AI) - proposed" w:date="2026-10-15T20:13:50Z">
+            <w:ins w:id="9011" w:author="Claude (AI) - proposed" w:date="2026-10-18T00:27:18Z">
               <w:r>
                 <w:rPr>
                   <w:rFonts w:ascii="Arial" w:cs="Arial" w:eastAsia="Arial" w:hAnsi="Arial"/>
@@ -2148,7 +2148,7 @@
               <w:spacing w:after="40" w:before="0"/>
               <w:jc w:val="left"/>
             </w:pPr>
-            <w:ins w:id="9012" w:author="Claude (AI) - proposed" w:date="2026-10-15T20:13:50Z">
+            <w:ins w:id="9012" w:author="Claude (AI) - proposed" w:date="2026-10-18T00:27:18Z">
               <w:r>
                 <w:rPr>
                   <w:rFonts w:ascii="Arial" w:cs="Arial" w:eastAsia="Arial" w:hAnsi="Arial"/>
@@ -2196,7 +2196,7 @@
               <w:spacing w:after="40" w:before="0"/>
               <w:jc w:val="left"/>
             </w:pPr>
-            <w:ins w:id="9013" w:author="Claude (AI) - proposed" w:date="2026-10-15T20:13:50Z">
+            <w:ins w:id="9013" w:author="Claude (AI) - proposed" w:date="2026-10-18T00:27:18Z">
               <w:r>
                 <w:rPr>
                   <w:rFonts w:ascii="Arial" w:cs="Arial" w:eastAsia="Arial" w:hAnsi="Arial"/>
@@ -2279,7 +2279,7 @@
               <w:spacing w:after="40" w:before="0"/>
               <w:jc w:val="left"/>
             </w:pPr>
-            <w:ins w:id="9014" w:author="Claude (AI) - proposed" w:date="2026-10-15T20:13:50Z">
+            <w:ins w:id="9014" w:author="Claude (AI) - proposed" w:date="2026-10-18T00:27:18Z">
               <w:r>
                 <w:rPr>
                   <w:rFonts w:ascii="Arial" w:cs="Arial" w:eastAsia="Arial" w:hAnsi="Arial"/>
@@ -2327,7 +2327,7 @@
               <w:spacing w:after="40" w:before="0"/>
               <w:jc w:val="left"/>
             </w:pPr>
-            <w:ins w:id="9015" w:author="Claude (AI) - proposed" w:date="2026-10-15T20:13:50Z">
+            <w:ins w:id="9015" w:author="Claude (AI) - proposed" w:date="2026-10-18T00:27:18Z">
               <w:r>
                 <w:rPr>
                   <w:rFonts w:ascii="Arial" w:cs="Arial" w:eastAsia="Arial" w:hAnsi="Arial"/>
@@ -2375,7 +2375,7 @@
               <w:spacing w:after="40" w:before="0"/>
               <w:jc w:val="left"/>
             </w:pPr>
-            <w:ins w:id="9016" w:author="Claude (AI) - proposed" w:date="2026-10-15T20:13:50Z">
+            <w:ins w:id="9016" w:author="Claude (AI) - proposed" w:date="2026-10-18T00:27:18Z">
               <w:r>
                 <w:rPr>
                   <w:rFonts w:ascii="Arial" w:cs="Arial" w:eastAsia="Arial" w:hAnsi="Arial"/>
@@ -2458,7 +2458,7 @@
               <w:spacing w:after="40" w:before="0"/>
               <w:jc w:val="left"/>
             </w:pPr>
-            <w:ins w:id="9017" w:author="Claude (AI) - proposed" w:date="2026-10-15T20:13:50Z">
+            <w:ins w:id="9017" w:author="Claude (AI) - proposed" w:date="2026-10-18T00:27:18Z">
               <w:r>
                 <w:rPr>
                   <w:rFonts w:ascii="Arial" w:cs="Arial" w:eastAsia="Arial" w:hAnsi="Arial"/>
@@ -2506,7 +2506,7 @@
               <w:spacing w:after="40" w:before="0"/>
               <w:jc w:val="left"/>
             </w:pPr>
-            <w:ins w:id="9018" w:author="Claude (AI) - proposed" w:date="2026-10-15T20:13:50Z">
+            <w:ins w:id="9018" w:author="Claude (AI) - proposed" w:date="2026-10-18T00:27:18Z">
               <w:r>
                 <w:rPr>
                   <w:rFonts w:ascii="Arial" w:cs="Arial" w:eastAsia="Arial" w:hAnsi="Arial"/>
@@ -2554,7 +2554,7 @@
               <w:spacing w:after="40" w:before="0"/>
               <w:jc w:val="left"/>
             </w:pPr>
-            <w:ins w:id="9019" w:author="Claude (AI) - proposed" w:date="2026-10-15T20:13:50Z">
+            <w:ins w:id="9019" w:author="Claude (AI) - proposed" w:date="2026-10-18T00:27:18Z">
               <w:r>
                 <w:rPr>
                   <w:rFonts w:ascii="Arial" w:cs="Arial" w:eastAsia="Arial" w:hAnsi="Arial"/>
@@ -2704,7 +2704,7 @@
         </w:rPr>
         <w:t xml:space="preserve">© 2026 SeaVuria and ARES. This work is licensed under a </w:t>
       </w:r>
-      <w:hyperlink w:history="1" r:id="rId-cb55u1cbgzlfg4kw1k9t">
+      <w:hyperlink w:history="1" r:id="rIdfg6gtyaxxlir7zzzkbg9l">
         <w:r>
           <w:rPr>
             <w:rFonts w:ascii="Arial" w:cs="Arial" w:eastAsia="Arial" w:hAnsi="Arial"/>
@@ -2724,7 +2724,7 @@
         </w:rPr>
         <w:t xml:space="preserve"> (</w:t>
       </w:r>
-      <w:hyperlink w:history="1" r:id="rIdm-am128yogo1po2eucpyz">
+      <w:hyperlink w:history="1" r:id="rIdx0gms-a6hb7qwggr2qqoe">
         <w:r>
           <w:rPr>
             <w:rFonts w:ascii="Arial" w:cs="Arial" w:eastAsia="Arial" w:hAnsi="Arial"/>
@@ -2744,7 +2744,7 @@
         </w:rPr>
         <w:t xml:space="preserve">). To view a copy of this license, visit </w:t>
       </w:r>
-      <w:hyperlink w:history="1" r:id="rIdhzjfc6ms2edvy-bp8lswj">
+      <w:hyperlink w:history="1" r:id="rId86ltebmr0nsimmqn7-vnl">
         <w:r>
           <w:rPr>
             <w:rFonts w:ascii="Arial" w:cs="Arial" w:eastAsia="Arial" w:hAnsi="Arial"/>
